--- a/documentation/Sprints/Projekt_Sprint_2.docx
+++ b/documentation/Sprints/Projekt_Sprint_2.docx
@@ -11,7 +11,7 @@
         <w:t xml:space="preserve">Projekt Sprint </w:t>
       </w:r>
       <w:r>
-        <w:t>2</w:t>
+        <w:t>3</w:t>
       </w:r>
       <w:r>
         <w:t>:</w:t>
@@ -30,7 +30,10 @@
         <w:br/>
       </w:r>
       <w:r>
-        <w:t>Eine Musik hinzuzufügen und die erste Story zu machen.</w:t>
+        <w:t xml:space="preserve">Die ersten beiden Storys spielbar zu machen eine library </w:t>
+      </w:r>
+      <w:r>
+        <w:t>einzubauen.</w:t>
       </w:r>
     </w:p>
     <w:p>
@@ -65,13 +68,7 @@
     </w:p>
     <w:p>
       <w:r>
-        <w:t>Ich werde eine Library einbauen und das 2te Level machen, außerdem</w:t>
-      </w:r>
-      <w:r>
-        <w:t xml:space="preserve"> werde ich im 1sten Level noch</w:t>
-      </w:r>
-      <w:r>
-        <w:t xml:space="preserve"> Audio einbauen</w:t>
+        <w:t>Die nächsten beiden Level zu machen und mit den Achievements zu starten.</w:t>
       </w:r>
       <w:r>
         <w:br/>
@@ -85,8 +82,11 @@
         <w:pStyle w:val="berschrift1"/>
       </w:pPr>
       <w:r>
+        <w:rPr>
+          <w:noProof/>
+        </w:rPr>
         <w:drawing>
-          <wp:anchor distT="0" distB="0" distL="114300" distR="114300" simplePos="0" relativeHeight="251658240" behindDoc="1" locked="0" layoutInCell="1" allowOverlap="1" wp14:anchorId="2CB54785" wp14:editId="4B473C61">
+          <wp:anchor distT="0" distB="0" distL="114300" distR="114300" simplePos="0" relativeHeight="251658240" behindDoc="1" locked="0" layoutInCell="1" allowOverlap="1" wp14:anchorId="2CB54785" wp14:editId="0B8CA7CA">
             <wp:simplePos x="0" y="0"/>
             <wp:positionH relativeFrom="column">
               <wp:posOffset>3590925</wp:posOffset>
@@ -141,25 +141,15 @@
           </wp:anchor>
         </w:drawing>
       </w:r>
-      <w:proofErr w:type="spellStart"/>
-      <w:r>
-        <w:t>Screeenshots</w:t>
-      </w:r>
-      <w:proofErr w:type="spellEnd"/>
-      <w:r>
-        <w:t xml:space="preserve"> von </w:t>
-      </w:r>
-      <w:proofErr w:type="spellStart"/>
-      <w:r>
-        <w:t>Github</w:t>
-      </w:r>
-      <w:proofErr w:type="spellEnd"/>
-      <w:r>
-        <w:t>:</w:t>
+      <w:r>
+        <w:t>Screeenshots von Github:</w:t>
       </w:r>
     </w:p>
     <w:p>
       <w:r>
+        <w:rPr>
+          <w:noProof/>
+        </w:rPr>
         <w:drawing>
           <wp:inline distT="0" distB="0" distL="0" distR="0" wp14:anchorId="6A76A9F5" wp14:editId="582A868E">
             <wp:extent cx="3452812" cy="2395503"/>
